--- a/docs/content/analysis_of_variance/analysis_of_variance_lecture.docx
+++ b/docs/content/analysis_of_variance/analysis_of_variance_lecture.docx
@@ -1304,7 +1304,7 @@
               <a:graphicData uri="http://schemas.openxmlformats.org/drawingml/2006/picture">
                 <pic:pic>
                   <pic:nvPicPr>
-                    <pic:cNvPr descr="analysis_of_variance_lecture_files/figure-docx/unnamed-chunk-2-1.png" id="24" name="Picture"/>
+                    <pic:cNvPr descr="analysis_of_variance_lecture_files/figure-docx/analysis-of-variance-02-1.png" id="24" name="Picture"/>
                     <pic:cNvPicPr>
                       <a:picLocks noChangeArrowheads="1" noChangeAspect="1"/>
                     </pic:cNvPicPr>
@@ -1505,7 +1505,7 @@
                     <a:graphicData uri="http://schemas.openxmlformats.org/drawingml/2006/picture">
                       <pic:pic>
                         <pic:nvPicPr>
-                          <pic:cNvPr descr="analysis_of_variance_lecture_files/figure-docx/unnamed-chunk-3-1.png" id="31" name="Picture"/>
+                          <pic:cNvPr descr="analysis_of_variance_lecture_files/figure-docx/analysis-of-variance-03-1.png" id="31" name="Picture"/>
                           <pic:cNvPicPr>
                             <a:picLocks noChangeArrowheads="1" noChangeAspect="1"/>
                           </pic:cNvPicPr>
@@ -1672,7 +1672,7 @@
               <a:graphicData uri="http://schemas.openxmlformats.org/drawingml/2006/picture">
                 <pic:pic>
                   <pic:nvPicPr>
-                    <pic:cNvPr descr="analysis_of_variance_lecture_files/figure-docx/unnamed-chunk-4-1.png" id="36" name="Picture"/>
+                    <pic:cNvPr descr="analysis_of_variance_lecture_files/figure-docx/analysis-of-variance-04-1.png" id="36" name="Picture"/>
                     <pic:cNvPicPr>
                       <a:picLocks noChangeArrowheads="1" noChangeAspect="1"/>
                     </pic:cNvPicPr>
@@ -1839,7 +1839,7 @@
               <a:graphicData uri="http://schemas.openxmlformats.org/drawingml/2006/picture">
                 <pic:pic>
                   <pic:nvPicPr>
-                    <pic:cNvPr descr="analysis_of_variance_lecture_files/figure-docx/unnamed-chunk-5-1.png" id="40" name="Picture"/>
+                    <pic:cNvPr descr="analysis_of_variance_lecture_files/figure-docx/analysis-of-variance-05-1.png" id="40" name="Picture"/>
                     <pic:cNvPicPr>
                       <a:picLocks noChangeArrowheads="1" noChangeAspect="1"/>
                     </pic:cNvPicPr>
@@ -2126,7 +2126,7 @@
               <a:graphicData uri="http://schemas.openxmlformats.org/drawingml/2006/picture">
                 <pic:pic>
                   <pic:nvPicPr>
-                    <pic:cNvPr descr="analysis_of_variance_lecture_files/figure-docx/unnamed-chunk-6-1.png" id="44" name="Picture"/>
+                    <pic:cNvPr descr="analysis_of_variance_lecture_files/figure-docx/analysis-of-variance-06-1.png" id="44" name="Picture"/>
                     <pic:cNvPicPr>
                       <a:picLocks noChangeArrowheads="1" noChangeAspect="1"/>
                     </pic:cNvPicPr>
@@ -2791,7 +2791,7 @@
               <a:graphicData uri="http://schemas.openxmlformats.org/drawingml/2006/picture">
                 <pic:pic>
                   <pic:nvPicPr>
-                    <pic:cNvPr descr="analysis_of_variance_lecture_files/figure-docx/unnamed-chunk-7-1.png" id="49" name="Picture"/>
+                    <pic:cNvPr descr="analysis_of_variance_lecture_files/figure-docx/analysis-of-variance-07-1.png" id="49" name="Picture"/>
                     <pic:cNvPicPr>
                       <a:picLocks noChangeArrowheads="1" noChangeAspect="1"/>
                     </pic:cNvPicPr>
@@ -4867,7 +4867,7 @@
               <a:graphicData uri="http://schemas.openxmlformats.org/drawingml/2006/picture">
                 <pic:pic>
                   <pic:nvPicPr>
-                    <pic:cNvPr descr="analysis_of_variance_lecture_files/figure-docx/unnamed-chunk-11-1.png" id="62" name="Picture"/>
+                    <pic:cNvPr descr="analysis_of_variance_lecture_files/figure-docx/analysis-of-variance-11-1.png" id="62" name="Picture"/>
                     <pic:cNvPicPr>
                       <a:picLocks noChangeArrowheads="1" noChangeAspect="1"/>
                     </pic:cNvPicPr>
@@ -5845,7 +5845,7 @@
               <a:graphicData uri="http://schemas.openxmlformats.org/drawingml/2006/picture">
                 <pic:pic>
                   <pic:nvPicPr>
-                    <pic:cNvPr descr="analysis_of_variance_lecture_files/figure-docx/unnamed-chunk-14-1.png" id="68" name="Picture"/>
+                    <pic:cNvPr descr="analysis_of_variance_lecture_files/figure-docx/analysis-of-variance-14-1.png" id="68" name="Picture"/>
                     <pic:cNvPicPr>
                       <a:picLocks noChangeArrowheads="1" noChangeAspect="1"/>
                     </pic:cNvPicPr>
@@ -6214,7 +6214,7 @@
               <a:graphicData uri="http://schemas.openxmlformats.org/drawingml/2006/picture">
                 <pic:pic>
                   <pic:nvPicPr>
-                    <pic:cNvPr descr="analysis_of_variance_lecture_files/figure-docx/unnamed-chunk-15-1.png" id="73" name="Picture"/>
+                    <pic:cNvPr descr="analysis_of_variance_lecture_files/figure-docx/analysis-of-variance-15-1.png" id="73" name="Picture"/>
                     <pic:cNvPicPr>
                       <a:picLocks noChangeArrowheads="1" noChangeAspect="1"/>
                     </pic:cNvPicPr>
@@ -6453,7 +6453,7 @@
               <a:graphicData uri="http://schemas.openxmlformats.org/drawingml/2006/picture">
                 <pic:pic>
                   <pic:nvPicPr>
-                    <pic:cNvPr descr="analysis_of_variance_lecture_files/figure-docx/unnamed-chunk-16-1.png" id="79" name="Picture"/>
+                    <pic:cNvPr descr="analysis_of_variance_lecture_files/figure-docx/analysis-of-variance-16-1.png" id="79" name="Picture"/>
                     <pic:cNvPicPr>
                       <a:picLocks noChangeArrowheads="1" noChangeAspect="1"/>
                     </pic:cNvPicPr>
@@ -9068,7 +9068,7 @@
               <a:graphicData uri="http://schemas.openxmlformats.org/drawingml/2006/picture">
                 <pic:pic>
                   <pic:nvPicPr>
-                    <pic:cNvPr descr="analysis_of_variance_lecture_files/figure-docx/unnamed-chunk-23-1.png" id="100" name="Picture"/>
+                    <pic:cNvPr descr="analysis_of_variance_lecture_files/figure-docx/analysis-of-variance-23-1.png" id="100" name="Picture"/>
                     <pic:cNvPicPr>
                       <a:picLocks noChangeArrowheads="1" noChangeAspect="1"/>
                     </pic:cNvPicPr>
@@ -9199,7 +9199,7 @@
               <a:graphicData uri="http://schemas.openxmlformats.org/drawingml/2006/picture">
                 <pic:pic>
                   <pic:nvPicPr>
-                    <pic:cNvPr descr="analysis_of_variance_lecture_files/figure-docx/unnamed-chunk-24-1.png" id="104" name="Picture"/>
+                    <pic:cNvPr descr="analysis_of_variance_lecture_files/figure-docx/analysis-of-variance-24-1.png" id="104" name="Picture"/>
                     <pic:cNvPicPr>
                       <a:picLocks noChangeArrowheads="1" noChangeAspect="1"/>
                     </pic:cNvPicPr>
@@ -10687,7 +10687,7 @@
               <a:graphicData uri="http://schemas.openxmlformats.org/drawingml/2006/picture">
                 <pic:pic>
                   <pic:nvPicPr>
-                    <pic:cNvPr descr="analysis_of_variance_lecture_files/figure-docx/unnamed-chunk-26-1.png" id="115" name="Picture"/>
+                    <pic:cNvPr descr="analysis_of_variance_lecture_files/figure-docx/analysis-of-variance-26-1.png" id="115" name="Picture"/>
                     <pic:cNvPicPr>
                       <a:picLocks noChangeArrowheads="1" noChangeAspect="1"/>
                     </pic:cNvPicPr>
@@ -10797,7 +10797,7 @@
               <a:graphicData uri="http://schemas.openxmlformats.org/drawingml/2006/picture">
                 <pic:pic>
                   <pic:nvPicPr>
-                    <pic:cNvPr descr="analysis_of_variance_lecture_files/figure-docx/unnamed-chunk-28-1.png" id="119" name="Picture"/>
+                    <pic:cNvPr descr="analysis_of_variance_lecture_files/figure-docx/analysis-of-variance-28-1.png" id="119" name="Picture"/>
                     <pic:cNvPicPr>
                       <a:picLocks noChangeArrowheads="1" noChangeAspect="1"/>
                     </pic:cNvPicPr>
@@ -10910,7 +10910,7 @@
               <a:graphicData uri="http://schemas.openxmlformats.org/drawingml/2006/picture">
                 <pic:pic>
                   <pic:nvPicPr>
-                    <pic:cNvPr descr="analysis_of_variance_lecture_files/figure-docx/unnamed-chunk-30-1.png" id="123" name="Picture"/>
+                    <pic:cNvPr descr="analysis_of_variance_lecture_files/figure-docx/analysis-of-variance-30-1.png" id="123" name="Picture"/>
                     <pic:cNvPicPr>
                       <a:picLocks noChangeArrowheads="1" noChangeAspect="1"/>
                     </pic:cNvPicPr>
@@ -11101,7 +11101,23 @@
         <w:t xml:space="preserve"> </w:t>
       </w:r>
       <w:r>
-        <w:t xml:space="preserve">H = test statistic (χ² approximation); df = k − 1 = 2; p = 0.0135 (significant at α = 0.05); conclusion: at least one group differs.</w:t>
+        <w:t xml:space="preserve">H = test statistic (χ² approximation); df = k − 1 = 2;</w:t>
+      </w:r>
+      <w:r>
+        <w:t xml:space="preserve"> </w:t>
+      </w:r>
+      <w:r>
+        <w:rPr>
+          <w:b/>
+          <w:bCs/>
+        </w:rPr>
+        <w:t xml:space="preserve">p = 0.009</w:t>
+      </w:r>
+      <w:r>
+        <w:t xml:space="preserve"> </w:t>
+      </w:r>
+      <w:r>
+        <w:t xml:space="preserve">(significant at α = 0.05); conclusion: at least one group differs.</w:t>
       </w:r>
     </w:p>
     <w:p>
@@ -11210,7 +11226,7 @@
               <a:graphicData uri="http://schemas.openxmlformats.org/drawingml/2006/picture">
                 <pic:pic>
                   <pic:nvPicPr>
-                    <pic:cNvPr descr="analysis_of_variance_lecture_files/figure-docx/unnamed-chunk-33-1.png" id="127" name="Picture"/>
+                    <pic:cNvPr descr="analysis_of_variance_lecture_files/figure-docx/analysis-of-variance-33-1.png" id="127" name="Picture"/>
                     <pic:cNvPicPr>
                       <a:picLocks noChangeArrowheads="1" noChangeAspect="1"/>
                     </pic:cNvPicPr>
@@ -11300,7 +11316,7 @@
       </w:r>
     </w:p>
     <w:bookmarkEnd w:id="128"/>
-    <w:bookmarkStart w:id="132" w:name="kruskal-wallis-on-violated-data"/>
+    <w:bookmarkStart w:id="134" w:name="kruskal-wallis-on-violated-data"/>
     <w:p>
       <w:pPr>
         <w:pStyle w:val="Heading2"/>
@@ -11519,15 +11535,356 @@
           <w:b/>
           <w:bCs/>
         </w:rPr>
-        <w:t xml:space="preserve">Key observations:</w:t>
-      </w:r>
-      <w:r>
-        <w:t xml:space="preserve"> </w:t>
-      </w:r>
-      <w:r>
-        <w:t xml:space="preserve">both tests still detect differences; Kruskal-Wallis is more robust to violations; the parametric test may give misleading results when assumptions are violated; the non-parametric test maintains validity.</w:t>
-      </w:r>
-    </w:p>
+        <w:t xml:space="preserve">This is the whole argument, in four numbers:</w:t>
+      </w:r>
+    </w:p>
+    <w:tbl>
+      <w:tblPr>
+        <w:tblStyle w:val="Table"/>
+        <w:tblW w:type="auto" w:w="0"/>
+        <w:tblLook w:firstRow="1" w:lastRow="0" w:firstColumn="0" w:lastColumn="0" w:noHBand="0" w:noVBand="0" w:val="0020"/>
+      </w:tblPr>
+      <w:tblGrid>
+        <w:gridCol w:w="2640"/>
+        <w:gridCol w:w="2640"/>
+        <w:gridCol w:w="2640"/>
+      </w:tblGrid>
+      <w:tr>
+        <w:trPr>
+          <w:tblHeader w:val="on"/>
+        </w:trPr>
+        <w:tc>
+          <w:tcPr/>
+          <w:p>
+            <w:pPr>
+              <w:pStyle w:val="Compact"/>
+            </w:pPr>
+            <w:r>
+              <w:t xml:space="preserve">Data</w:t>
+            </w:r>
+          </w:p>
+        </w:tc>
+        <w:tc>
+          <w:tcPr/>
+          <w:p>
+            <w:pPr>
+              <w:pStyle w:val="Compact"/>
+            </w:pPr>
+            <w:r>
+              <w:t xml:space="preserve">ANOVA (parametric)</w:t>
+            </w:r>
+          </w:p>
+        </w:tc>
+        <w:tc>
+          <w:tcPr/>
+          <w:p>
+            <w:pPr>
+              <w:pStyle w:val="Compact"/>
+            </w:pPr>
+            <w:r>
+              <w:t xml:space="preserve">Kruskal-Wallis</w:t>
+            </w:r>
+          </w:p>
+        </w:tc>
+      </w:tr>
+      <w:tr>
+        <w:tc>
+          <w:tcPr/>
+          <w:p>
+            <w:pPr>
+              <w:pStyle w:val="Compact"/>
+            </w:pPr>
+            <w:r>
+              <w:t xml:space="preserve">Original</w:t>
+            </w:r>
+          </w:p>
+        </w:tc>
+        <w:tc>
+          <w:tcPr/>
+          <w:p>
+            <w:pPr>
+              <w:pStyle w:val="Compact"/>
+            </w:pPr>
+            <w:r>
+              <w:t xml:space="preserve">F = 7.29,</w:t>
+            </w:r>
+            <w:r>
+              <w:t xml:space="preserve"> </w:t>
+            </w:r>
+            <w:r>
+              <w:rPr>
+                <w:b/>
+                <w:bCs/>
+              </w:rPr>
+              <w:t xml:space="preserve">p = 0.004</w:t>
+            </w:r>
+            <w:r>
+              <w:t xml:space="preserve"> </w:t>
+            </w:r>
+            <w:r>
+              <w:t xml:space="preserve">✅</w:t>
+            </w:r>
+          </w:p>
+        </w:tc>
+        <w:tc>
+          <w:tcPr/>
+          <w:p>
+            <w:pPr>
+              <w:pStyle w:val="Compact"/>
+            </w:pPr>
+            <w:r>
+              <w:t xml:space="preserve">H = 9.42,</w:t>
+            </w:r>
+            <w:r>
+              <w:t xml:space="preserve"> </w:t>
+            </w:r>
+            <w:r>
+              <w:rPr>
+                <w:b/>
+                <w:bCs/>
+              </w:rPr>
+              <w:t xml:space="preserve">p = 0.009</w:t>
+            </w:r>
+            <w:r>
+              <w:t xml:space="preserve"> </w:t>
+            </w:r>
+            <w:r>
+              <w:t xml:space="preserve">✅</w:t>
+            </w:r>
+          </w:p>
+        </w:tc>
+      </w:tr>
+      <w:tr>
+        <w:tc>
+          <w:tcPr/>
+          <w:p>
+            <w:pPr>
+              <w:pStyle w:val="Compact"/>
+            </w:pPr>
+            <w:r>
+              <w:t xml:space="preserve">Violated</w:t>
+            </w:r>
+          </w:p>
+        </w:tc>
+        <w:tc>
+          <w:tcPr/>
+          <w:p>
+            <w:pPr>
+              <w:pStyle w:val="Compact"/>
+            </w:pPr>
+            <w:r>
+              <w:t xml:space="preserve">F = 2.84,</w:t>
+            </w:r>
+            <w:r>
+              <w:t xml:space="preserve"> </w:t>
+            </w:r>
+            <w:r>
+              <w:rPr>
+                <w:b/>
+                <w:bCs/>
+              </w:rPr>
+              <w:t xml:space="preserve">p = 0.084</w:t>
+            </w:r>
+            <w:r>
+              <w:t xml:space="preserve"> </w:t>
+            </w:r>
+            <w:r>
+              <w:t xml:space="preserve">❌</w:t>
+            </w:r>
+          </w:p>
+        </w:tc>
+        <w:tc>
+          <w:tcPr/>
+          <w:p>
+            <w:pPr>
+              <w:pStyle w:val="Compact"/>
+            </w:pPr>
+            <w:r>
+              <w:t xml:space="preserve">H = 6.85,</w:t>
+            </w:r>
+            <w:r>
+              <w:t xml:space="preserve"> </w:t>
+            </w:r>
+            <w:r>
+              <w:rPr>
+                <w:b/>
+                <w:bCs/>
+              </w:rPr>
+              <w:t xml:space="preserve">p = 0.033</w:t>
+            </w:r>
+            <w:r>
+              <w:t xml:space="preserve"> </w:t>
+            </w:r>
+            <w:r>
+              <w:t xml:space="preserve">✅</w:t>
+            </w:r>
+          </w:p>
+        </w:tc>
+      </w:tr>
+    </w:tbl>
+    <w:p>
+      <w:pPr>
+        <w:pStyle w:val="BodyText"/>
+      </w:pPr>
+      <w:r>
+        <w:t xml:space="preserve"> </w:t>
+      </w:r>
+    </w:p>
+    <w:tbl>
+      <w:tblPr>
+        <w:tblStyle w:val="Table"/>
+        <w:tblLook w:firstRow="0" w:lastRow="0" w:firstColumn="0" w:lastColumn="0" w:noHBand="0" w:noVBand="0" w:val="0000"/>
+        <w:tblBorders>
+          <w:top w:val="single" w:sz="4" w:space="0" w:color="CC1914"/>
+          <w:left w:val="single" w:sz="24" w:space="0" w:color="CC1914"/>
+          <w:bottom w:val="single" w:sz="4" w:space="0" w:color="CC1914"/>
+          <w:right w:val="single" w:sz="4" w:space="0" w:color="CC1914"/>
+        </w:tblBorders>
+        <w:tblCellMar>
+          <w:left w:w="144" w:type="dxa"/>
+          <w:right w:w="144" w:type="dxa"/>
+        </w:tblCellMar>
+        <w:tblLook w:firstRow="0" w:lastRow="0" w:firstColumn="0" w:lastColumn="0" w:noHBand="0" w:noVBand="0" w:val="0000"/>
+      </w:tblPr>
+      <w:tr>
+        <w:trPr>
+          <w:cantSplit/>
+        </w:trPr>
+        <w:tc>
+          <w:tcPr>
+            <w:shd w:color="auto" w:fill="f7dddc" w:val="clear"/>
+            <w:tcMar>
+              <w:top w:w="92" w:type="dxa"/>
+              <w:bottom w:w="92" w:type="dxa"/>
+            </w:tcMar>
+          </w:tcPr>
+          <w:p>
+            <w:pPr>
+              <w:pStyle w:val="BodyText"/>
+            </w:pPr>
+            <w:pPr>
+              <w:spacing w:before="0" w:after="0"/>
+              <w:textAlignment w:val="center"/>
+            </w:pPr>
+            <w:r>
+              <w:drawing>
+                <wp:inline>
+                  <wp:extent cx="152400" cy="152400"/>
+                  <wp:effectExtent b="0" l="0" r="0" t="0"/>
+                  <wp:docPr descr="" title="" id="129" name="Picture"/>
+                  <a:graphic>
+                    <a:graphicData uri="http://schemas.openxmlformats.org/drawingml/2006/picture">
+                      <pic:pic>
+                        <pic:nvPicPr>
+                          <pic:cNvPr descr="/Applications/Positron.app/Contents/Resources/app/quarto/share/formats/docx/important.png" id="130" name="Picture"/>
+                          <pic:cNvPicPr>
+                            <a:picLocks noChangeArrowheads="1" noChangeAspect="1"/>
+                          </pic:cNvPicPr>
+                        </pic:nvPicPr>
+                        <pic:blipFill>
+                          <a:blip r:embed="rId51"/>
+                          <a:stretch>
+                            <a:fillRect/>
+                          </a:stretch>
+                        </pic:blipFill>
+                        <pic:spPr bwMode="auto">
+                          <a:xfrm>
+                            <a:off x="0" y="0"/>
+                            <a:ext cx="152400" cy="152400"/>
+                          </a:xfrm>
+                          <a:prstGeom prst="rect">
+                            <a:avLst/>
+                          </a:prstGeom>
+                          <a:noFill/>
+                          <a:ln w="9525">
+                            <a:noFill/>
+                            <a:headEnd/>
+                            <a:tailEnd/>
+                          </a:ln>
+                        </pic:spPr>
+                      </pic:pic>
+                    </a:graphicData>
+                  </a:graphic>
+                </wp:inline>
+              </w:drawing>
+            </w:r>
+            <w:r>
+              <w:t xml:space="preserve"> </w:t>
+            </w:r>
+            <w:r>
+              <w:t xml:space="preserve"> </w:t>
+            </w:r>
+            <w:r>
+              <w:t xml:space="preserve">Important</w:t>
+            </w:r>
+          </w:p>
+        </w:tc>
+      </w:tr>
+      <w:tr>
+        <w:trPr>
+          <w:cantSplit/>
+        </w:trPr>
+        <w:tc>
+          <w:tcPr>
+            <w:tcMar>
+              <w:top w:w="108" w:type="dxa"/>
+              <w:bottom w:w="108" w:type="dxa"/>
+            </w:tcMar>
+          </w:tcPr>
+          <w:p>
+            <w:pPr>
+              <w:pStyle w:val="BodyText"/>
+            </w:pPr>
+            <w:pPr>
+              <w:spacing w:before="16"/>
+            </w:pPr>
+            <w:r>
+              <w:rPr>
+                <w:b/>
+                <w:bCs/>
+              </w:rPr>
+              <w:t xml:space="preserve">The parametric test lost the effect. The rank test kept it.</w:t>
+            </w:r>
+          </w:p>
+          <w:p>
+            <w:pPr>
+              <w:pStyle w:val="BodyText"/>
+            </w:pPr>
+            <w:r>
+              <w:t xml:space="preserve">Nothing about the biology changed — we only inflated one group’s variance and pushed two points out into the tail. That was enough to drag the F-test’s p-value from 0.004 to 0.084, across the α = 0.05 line.</w:t>
+            </w:r>
+          </w:p>
+          <w:p>
+            <w:pPr>
+              <w:pStyle w:val="BodyText"/>
+            </w:pPr>
+            <w:pPr>
+              <w:spacing w:after="16"/>
+            </w:pPr>
+            <w:r>
+              <w:t xml:space="preserve">Kruskal-Wallis barely noticed, because ranks don’t care</w:t>
+            </w:r>
+            <w:r>
+              <w:t xml:space="preserve"> </w:t>
+            </w:r>
+            <w:r>
+              <w:rPr>
+                <w:i/>
+                <w:iCs/>
+              </w:rPr>
+              <w:t xml:space="preserve">how far</w:t>
+            </w:r>
+            <w:r>
+              <w:t xml:space="preserve"> </w:t>
+            </w:r>
+            <w:r>
+              <w:t xml:space="preserve">out an outlier is, only that it is out there.</w:t>
+            </w:r>
+          </w:p>
+          <w:p/>
+        </w:tc>
+      </w:tr>
+    </w:tbl>
     <w:p>
       <w:pPr>
         <w:pStyle w:val="BodyText"/>
@@ -11537,18 +11894,18 @@
           <wp:inline>
             <wp:extent cx="2935866" cy="2385391"/>
             <wp:effectExtent b="0" l="0" r="0" t="0"/>
-            <wp:docPr descr="" title="" id="130" name="Picture"/>
+            <wp:docPr descr="" title="" id="132" name="Picture"/>
             <a:graphic>
               <a:graphicData uri="http://schemas.openxmlformats.org/drawingml/2006/picture">
                 <pic:pic>
                   <pic:nvPicPr>
-                    <pic:cNvPr descr="analysis_of_variance_lecture_files/figure-docx/unnamed-chunk-37-1.png" id="131" name="Picture"/>
+                    <pic:cNvPr descr="analysis_of_variance_lecture_files/figure-docx/analysis-of-variance-37-1.png" id="133" name="Picture"/>
                     <pic:cNvPicPr>
                       <a:picLocks noChangeArrowheads="1" noChangeAspect="1"/>
                     </pic:cNvPicPr>
                   </pic:nvPicPr>
                   <pic:blipFill>
-                    <a:blip r:embed="rId129"/>
+                    <a:blip r:embed="rId131"/>
                     <a:stretch>
                       <a:fillRect/>
                     </a:stretch>
@@ -11593,8 +11950,8 @@
         <w:t xml:space="preserve">uses ranks instead of raw values, outliers affect ranks minimally, unequal variances are less problematic, no distribution assumptions are needed.</w:t>
       </w:r>
     </w:p>
-    <w:bookmarkEnd w:id="132"/>
-    <w:bookmarkStart w:id="133" w:name="X0fb6aa52a5a0a60a36566159b28cc2a921a26dc"/>
+    <w:bookmarkEnd w:id="134"/>
+    <w:bookmarkStart w:id="135" w:name="X0fb6aa52a5a0a60a36566159b28cc2a921a26dc"/>
     <w:p>
       <w:pPr>
         <w:pStyle w:val="Heading2"/>
@@ -11698,7 +12055,7 @@
         <w:t xml:space="preserve"> </w:t>
       </w:r>
       <w:r>
-        <w:t xml:space="preserve">Control vs Eyes: p = 0.024 (significant); Control vs Knees: p = 1.000 (not significant); Eyes vs Knees: p = 0.078 (not significant).</w:t>
+        <w:t xml:space="preserve">Control vs Eyes: p = 0.004 (significant); Control vs Knees: p = 1.000 (not significant); Eyes vs Knees: p = 0.079 (not significant).</w:t>
       </w:r>
     </w:p>
     <w:p>
@@ -11995,76 +12352,56 @@
         <w:rPr>
           <w:rStyle w:val="VerbatimChar"/>
         </w:rPr>
-        <w:t xml:space="preserve">Original Data Pairwise p-values:</w:t>
-      </w:r>
-      <w:r>
-        <w:br/>
-      </w:r>
-      <w:r>
-        <w:rPr>
-          <w:rStyle w:val="VerbatimChar"/>
-        </w:rPr>
-        <w:t xml:space="preserve">   Control vs Eyes:  0.024 *</w:t>
-      </w:r>
-      <w:r>
-        <w:br/>
-      </w:r>
-      <w:r>
-        <w:rPr>
-          <w:rStyle w:val="VerbatimChar"/>
-        </w:rPr>
-        <w:t xml:space="preserve">   Control vs Knees: 1.000</w:t>
-      </w:r>
-      <w:r>
-        <w:br/>
-      </w:r>
-      <w:r>
-        <w:rPr>
-          <w:rStyle w:val="VerbatimChar"/>
-        </w:rPr>
-        <w:t xml:space="preserve">   Eyes vs Knees:    0.078</w:t>
-      </w:r>
-    </w:p>
-    <w:p>
-      <w:pPr>
-        <w:pStyle w:val="SourceCode"/>
-      </w:pPr>
-      <w:r>
-        <w:rPr>
-          <w:rStyle w:val="VerbatimChar"/>
-        </w:rPr>
-        <w:t xml:space="preserve">Violated Data Pairwise p-values:</w:t>
-      </w:r>
-      <w:r>
-        <w:br/>
-      </w:r>
-      <w:r>
-        <w:rPr>
-          <w:rStyle w:val="VerbatimChar"/>
-        </w:rPr>
-        <w:t xml:space="preserve">   Control vs Eyes:  0.015 *</w:t>
-      </w:r>
-      <w:r>
-        <w:br/>
-      </w:r>
-      <w:r>
-        <w:rPr>
-          <w:rStyle w:val="VerbatimChar"/>
-        </w:rPr>
-        <w:t xml:space="preserve">   Control vs Knees: 1.000</w:t>
-      </w:r>
-      <w:r>
-        <w:br/>
-      </w:r>
-      <w:r>
-        <w:rPr>
-          <w:rStyle w:val="VerbatimChar"/>
-        </w:rPr>
-        <w:t xml:space="preserve">   Eyes vs Knees:    0.015 *</w:t>
-      </w:r>
-    </w:p>
-    <w:bookmarkEnd w:id="133"/>
-    <w:bookmarkStart w:id="134" w:name="dunns-test-an-alternative-post-hoc"/>
+        <w:t xml:space="preserve"># A tibble: 3 × 3</w:t>
+      </w:r>
+      <w:r>
+        <w:br/>
+      </w:r>
+      <w:r>
+        <w:rPr>
+          <w:rStyle w:val="VerbatimChar"/>
+        </w:rPr>
+        <w:t xml:space="preserve">  comparison       original_data violated_data</w:t>
+      </w:r>
+      <w:r>
+        <w:br/>
+      </w:r>
+      <w:r>
+        <w:rPr>
+          <w:rStyle w:val="VerbatimChar"/>
+        </w:rPr>
+        <w:t xml:space="preserve">  &lt;chr&gt;                    &lt;dbl&gt;         &lt;dbl&gt;</w:t>
+      </w:r>
+      <w:r>
+        <w:br/>
+      </w:r>
+      <w:r>
+        <w:rPr>
+          <w:rStyle w:val="VerbatimChar"/>
+        </w:rPr>
+        <w:t xml:space="preserve">1 Control vs Eyes         0.0037        0.0037</w:t>
+      </w:r>
+      <w:r>
+        <w:br/>
+      </w:r>
+      <w:r>
+        <w:rPr>
+          <w:rStyle w:val="VerbatimChar"/>
+        </w:rPr>
+        <w:t xml:space="preserve">2 Control vs Knees        1             1     </w:t>
+      </w:r>
+      <w:r>
+        <w:br/>
+      </w:r>
+      <w:r>
+        <w:rPr>
+          <w:rStyle w:val="VerbatimChar"/>
+        </w:rPr>
+        <w:t xml:space="preserve">3 Eyes vs Knees           0.0787        1     </w:t>
+      </w:r>
+    </w:p>
+    <w:bookmarkEnd w:id="135"/>
+    <w:bookmarkStart w:id="136" w:name="dunns-test-an-alternative-post-hoc"/>
     <w:p>
       <w:pPr>
         <w:pStyle w:val="Heading2"/>
@@ -12447,8 +12784,8 @@
         <w:t xml:space="preserve">large |Z| values indicate bigger differences; Z &gt; 1.96 is approximately equivalent to p &lt; 0.05; the sign indicates the direction of the difference.</w:t>
       </w:r>
     </w:p>
-    <w:bookmarkEnd w:id="134"/>
-    <w:bookmarkStart w:id="137" w:name="which-post-hoc-test-should-you-use"/>
+    <w:bookmarkEnd w:id="136"/>
+    <w:bookmarkStart w:id="139" w:name="which-post-hoc-test-should-you-use"/>
     <w:p>
       <w:pPr>
         <w:pStyle w:val="Heading2"/>
@@ -12532,12 +12869,12 @@
                 <wp:inline>
                   <wp:extent cx="152400" cy="152400"/>
                   <wp:effectExtent b="0" l="0" r="0" t="0"/>
-                  <wp:docPr descr="" title="" id="135" name="Picture"/>
+                  <wp:docPr descr="" title="" id="137" name="Picture"/>
                   <a:graphic>
                     <a:graphicData uri="http://schemas.openxmlformats.org/drawingml/2006/picture">
                       <pic:pic>
                         <pic:nvPicPr>
-                          <pic:cNvPr descr="/Applications/Positron.app/Contents/Resources/app/quarto/share/formats/docx/tip.png" id="136" name="Picture"/>
+                          <pic:cNvPr descr="/Applications/Positron.app/Contents/Resources/app/quarto/share/formats/docx/tip.png" id="138" name="Picture"/>
                           <pic:cNvPicPr>
                             <a:picLocks noChangeArrowheads="1" noChangeAspect="1"/>
                           </pic:cNvPicPr>
@@ -12622,8 +12959,8 @@
         </w:tc>
       </w:tr>
     </w:tbl>
-    <w:bookmarkEnd w:id="137"/>
-    <w:bookmarkStart w:id="141" w:name="reporting-non-parametric-results"/>
+    <w:bookmarkEnd w:id="139"/>
+    <w:bookmarkStart w:id="145" w:name="reporting-non-parametric-results"/>
     <w:p>
       <w:pPr>
         <w:pStyle w:val="Heading2"/>
@@ -12665,9 +13002,384 @@
         <w:t xml:space="preserve"> </w:t>
       </w:r>
       <w:r>
-        <w:t xml:space="preserve">“A Kruskal-Wallis test was conducted to compare the effect of light treatment on circadian rhythm phase shift across three groups: Control (n = 8), Knees (n = 7), and Eyes (n = 7). Median phase shifts were −0.48 hours (IQR = 0.84) for Control, −0.29 hours (IQR = 1.04) for Knees, and −1.48 hours (IQR = 0.66) for Eyes. The test revealed a statistically significant difference in phase shift between the groups, H(2) = 8.66, p = 0.013, ε² = 0.37. Post-hoc pairwise comparisons using Dunn’s test with Bonferroni correction indicated that the Eyes treatment differed significantly from Control (p = 0.024), but no other pairwise differences were significant.”</w:t>
-      </w:r>
-    </w:p>
+        <w:t xml:space="preserve">“A Kruskal-Wallis test was conducted to compare the effect of light treatment on circadian rhythm phase shift across three groups: Control (n = 8), Knees (n = 7), and Eyes (n = 7). Median phase shifts were −0.48 hours (IQR = 0.89) for Control, −0.29 hours (IQR = 0.93) for Knees, and −1.48 hours (IQR = 0.68) for Eyes. The test revealed a statistically significant difference in phase shift between the groups, H(2) = 9.42, p = 0.009, ε² = 0.45. Post-hoc pairwise comparisons using Dunn’s test with Bonferroni correction indicated that the Eyes treatment differed significantly from both Control (p = 0.016) and Knees (p = 0.032), while Control and Knees did not differ (p = 1.000).”</w:t>
+      </w:r>
+    </w:p>
+    <w:tbl>
+      <w:tblPr>
+        <w:tblStyle w:val="Table"/>
+        <w:tblLook w:firstRow="0" w:lastRow="0" w:firstColumn="0" w:lastColumn="0" w:noHBand="0" w:noVBand="0" w:val="0000"/>
+        <w:tblBorders>
+          <w:top w:val="single" w:sz="4" w:space="0" w:color="0758E5"/>
+          <w:left w:val="single" w:sz="24" w:space="0" w:color="0758E5"/>
+          <w:bottom w:val="single" w:sz="4" w:space="0" w:color="0758E5"/>
+          <w:right w:val="single" w:sz="4" w:space="0" w:color="0758E5"/>
+        </w:tblBorders>
+        <w:tblCellMar>
+          <w:left w:w="144" w:type="dxa"/>
+          <w:right w:w="144" w:type="dxa"/>
+        </w:tblCellMar>
+        <w:tblLook w:firstRow="0" w:lastRow="0" w:firstColumn="0" w:lastColumn="0" w:noHBand="0" w:noVBand="0" w:val="0000"/>
+      </w:tblPr>
+      <w:tr>
+        <w:trPr>
+          <w:cantSplit/>
+        </w:trPr>
+        <w:tc>
+          <w:tcPr>
+            <w:shd w:color="auto" w:fill="dae6fb" w:val="clear"/>
+            <w:tcMar>
+              <w:top w:w="92" w:type="dxa"/>
+              <w:bottom w:w="92" w:type="dxa"/>
+            </w:tcMar>
+          </w:tcPr>
+          <w:p>
+            <w:pPr>
+              <w:pStyle w:val="BodyText"/>
+            </w:pPr>
+            <w:pPr>
+              <w:spacing w:before="0" w:after="0"/>
+              <w:textAlignment w:val="center"/>
+            </w:pPr>
+            <w:r>
+              <w:drawing>
+                <wp:inline>
+                  <wp:extent cx="152400" cy="152400"/>
+                  <wp:effectExtent b="0" l="0" r="0" t="0"/>
+                  <wp:docPr descr="" title="" id="140" name="Picture"/>
+                  <a:graphic>
+                    <a:graphicData uri="http://schemas.openxmlformats.org/drawingml/2006/picture">
+                      <pic:pic>
+                        <pic:nvPicPr>
+                          <pic:cNvPr descr="/Applications/Positron.app/Contents/Resources/app/quarto/share/formats/docx/note.png" id="141" name="Picture"/>
+                          <pic:cNvPicPr>
+                            <a:picLocks noChangeArrowheads="1" noChangeAspect="1"/>
+                          </pic:cNvPicPr>
+                        </pic:nvPicPr>
+                        <pic:blipFill>
+                          <a:blip r:embed="rId9"/>
+                          <a:stretch>
+                            <a:fillRect/>
+                          </a:stretch>
+                        </pic:blipFill>
+                        <pic:spPr bwMode="auto">
+                          <a:xfrm>
+                            <a:off x="0" y="0"/>
+                            <a:ext cx="152400" cy="152400"/>
+                          </a:xfrm>
+                          <a:prstGeom prst="rect">
+                            <a:avLst/>
+                          </a:prstGeom>
+                          <a:noFill/>
+                          <a:ln w="9525">
+                            <a:noFill/>
+                            <a:headEnd/>
+                            <a:tailEnd/>
+                          </a:ln>
+                        </pic:spPr>
+                      </pic:pic>
+                    </a:graphicData>
+                  </a:graphic>
+                </wp:inline>
+              </w:drawing>
+            </w:r>
+            <w:r>
+              <w:t xml:space="preserve"> </w:t>
+            </w:r>
+            <w:r>
+              <w:t xml:space="preserve"> </w:t>
+            </w:r>
+            <w:r>
+              <w:t xml:space="preserve">Note</w:t>
+            </w:r>
+          </w:p>
+        </w:tc>
+      </w:tr>
+      <w:tr>
+        <w:trPr>
+          <w:cantSplit/>
+        </w:trPr>
+        <w:tc>
+          <w:tcPr>
+            <w:tcMar>
+              <w:top w:w="108" w:type="dxa"/>
+              <w:bottom w:w="108" w:type="dxa"/>
+            </w:tcMar>
+          </w:tcPr>
+          <w:p>
+            <w:pPr>
+              <w:pStyle w:val="BodyText"/>
+            </w:pPr>
+            <w:pPr>
+              <w:spacing w:before="16"/>
+            </w:pPr>
+            <w:r>
+              <w:rPr>
+                <w:b/>
+                <w:bCs/>
+              </w:rPr>
+              <w:t xml:space="preserve">📖 Where ε² comes from</w:t>
+            </w:r>
+          </w:p>
+          <w:p>
+            <w:pPr>
+              <w:pStyle w:val="BodyText"/>
+            </w:pPr>
+            <m:oMathPara>
+              <m:oMathParaPr>
+                <m:jc m:val="center"/>
+              </m:oMathParaPr>
+              <m:oMath>
+                <m:sSup>
+                  <m:e>
+                    <m:r>
+                      <m:t>ε</m:t>
+                    </m:r>
+                  </m:e>
+                  <m:sup>
+                    <m:r>
+                      <m:t>2</m:t>
+                    </m:r>
+                  </m:sup>
+                </m:sSup>
+                <m:r>
+                  <m:rPr>
+                    <m:sty m:val="p"/>
+                  </m:rPr>
+                  <m:t>=</m:t>
+                </m:r>
+                <m:f>
+                  <m:fPr>
+                    <m:type m:val="bar"/>
+                  </m:fPr>
+                  <m:num>
+                    <m:r>
+                      <m:t>H</m:t>
+                    </m:r>
+                  </m:num>
+                  <m:den>
+                    <m:r>
+                      <m:rPr>
+                        <m:sty m:val="p"/>
+                      </m:rPr>
+                      <m:t>(</m:t>
+                    </m:r>
+                    <m:sSup>
+                      <m:e>
+                        <m:r>
+                          <m:t>n</m:t>
+                        </m:r>
+                      </m:e>
+                      <m:sup>
+                        <m:r>
+                          <m:t>2</m:t>
+                        </m:r>
+                      </m:sup>
+                    </m:sSup>
+                    <m:r>
+                      <m:rPr>
+                        <m:sty m:val="p"/>
+                      </m:rPr>
+                      <m:t>−</m:t>
+                    </m:r>
+                    <m:r>
+                      <m:t>1</m:t>
+                    </m:r>
+                    <m:r>
+                      <m:rPr>
+                        <m:sty m:val="p"/>
+                      </m:rPr>
+                      <m:t>)</m:t>
+                    </m:r>
+                    <m:r>
+                      <m:rPr>
+                        <m:sty m:val="p"/>
+                      </m:rPr>
+                      <m:t>/</m:t>
+                    </m:r>
+                    <m:r>
+                      <m:rPr>
+                        <m:sty m:val="p"/>
+                      </m:rPr>
+                      <m:t>(</m:t>
+                    </m:r>
+                    <m:r>
+                      <m:t>n</m:t>
+                    </m:r>
+                    <m:r>
+                      <m:rPr>
+                        <m:sty m:val="p"/>
+                      </m:rPr>
+                      <m:t>+</m:t>
+                    </m:r>
+                    <m:r>
+                      <m:t>1</m:t>
+                    </m:r>
+                    <m:r>
+                      <m:rPr>
+                        <m:sty m:val="p"/>
+                      </m:rPr>
+                      <m:t>)</m:t>
+                    </m:r>
+                  </m:den>
+                </m:f>
+              </m:oMath>
+            </m:oMathPara>
+          </w:p>
+          <w:p>
+            <w:pPr>
+              <w:pStyle w:val="FirstParagraph"/>
+            </w:pPr>
+            <w:pPr>
+              <w:spacing w:after="16"/>
+            </w:pPr>
+            <w:r>
+              <w:t xml:space="preserve">Here</w:t>
+            </w:r>
+            <w:r>
+              <w:t xml:space="preserve"> </w:t>
+            </w:r>
+            <m:oMath>
+              <m:r>
+                <m:t>9.42</m:t>
+              </m:r>
+              <m:r>
+                <m:rPr>
+                  <m:sty m:val="p"/>
+                </m:rPr>
+                <m:t>/</m:t>
+              </m:r>
+              <m:r>
+                <m:t>21</m:t>
+              </m:r>
+              <m:r>
+                <m:rPr>
+                  <m:sty m:val="p"/>
+                </m:rPr>
+                <m:t>=</m:t>
+              </m:r>
+              <m:r>
+                <m:t>0.45</m:t>
+              </m:r>
+            </m:oMath>
+            <w:r>
+              <w:t xml:space="preserve"> </w:t>
+            </w:r>
+            <w:r>
+              <w:t xml:space="preserve">— the rank-based analogue of R². Watch out: some software reports</w:t>
+            </w:r>
+            <w:r>
+              <w:t xml:space="preserve"> </w:t>
+            </w:r>
+            <m:oMath>
+              <m:sSubSup>
+                <m:e>
+                  <m:r>
+                    <m:t>η</m:t>
+                  </m:r>
+                </m:e>
+                <m:sub>
+                  <m:r>
+                    <m:t>H</m:t>
+                  </m:r>
+                </m:sub>
+                <m:sup>
+                  <m:r>
+                    <m:t>2</m:t>
+                  </m:r>
+                </m:sup>
+              </m:sSubSup>
+              <m:r>
+                <m:rPr>
+                  <m:sty m:val="p"/>
+                </m:rPr>
+                <m:t>=</m:t>
+              </m:r>
+              <m:r>
+                <m:rPr>
+                  <m:sty m:val="p"/>
+                </m:rPr>
+                <m:t>(</m:t>
+              </m:r>
+              <m:r>
+                <m:t>H</m:t>
+              </m:r>
+              <m:r>
+                <m:rPr>
+                  <m:sty m:val="p"/>
+                </m:rPr>
+                <m:t>−</m:t>
+              </m:r>
+              <m:r>
+                <m:t>k</m:t>
+              </m:r>
+              <m:r>
+                <m:rPr>
+                  <m:sty m:val="p"/>
+                </m:rPr>
+                <m:t>+</m:t>
+              </m:r>
+              <m:r>
+                <m:t>1</m:t>
+              </m:r>
+              <m:r>
+                <m:rPr>
+                  <m:sty m:val="p"/>
+                </m:rPr>
+                <m:t>)</m:t>
+              </m:r>
+              <m:r>
+                <m:rPr>
+                  <m:sty m:val="p"/>
+                </m:rPr>
+                <m:t>/</m:t>
+              </m:r>
+              <m:r>
+                <m:rPr>
+                  <m:sty m:val="p"/>
+                </m:rPr>
+                <m:t>(</m:t>
+              </m:r>
+              <m:r>
+                <m:t>n</m:t>
+              </m:r>
+              <m:r>
+                <m:rPr>
+                  <m:sty m:val="p"/>
+                </m:rPr>
+                <m:t>−</m:t>
+              </m:r>
+              <m:r>
+                <m:t>k</m:t>
+              </m:r>
+              <m:r>
+                <m:rPr>
+                  <m:sty m:val="p"/>
+                </m:rPr>
+                <m:t>)</m:t>
+              </m:r>
+            </m:oMath>
+            <w:r>
+              <w:t xml:space="preserve"> </w:t>
+            </w:r>
+            <w:r>
+              <w:t xml:space="preserve">instead, which gives 0.39 for these data.</w:t>
+            </w:r>
+            <w:r>
+              <w:t xml:space="preserve"> </w:t>
+            </w:r>
+            <w:r>
+              <w:rPr>
+                <w:b/>
+                <w:bCs/>
+              </w:rPr>
+              <w:t xml:space="preserve">Say which one you used.</w:t>
+            </w:r>
+          </w:p>
+          <w:p/>
+        </w:tc>
+      </w:tr>
+    </w:tbl>
     <w:p>
       <w:pPr>
         <w:pStyle w:val="BodyText"/>
@@ -12685,7 +13397,7 @@
         <w:pStyle w:val="BlockText"/>
       </w:pPr>
       <w:r>
-        <w:t xml:space="preserve">The Kruskal-Wallis test revealed significant differences between treatment groups, H(2) = 8.66, p = .013.</w:t>
+        <w:t xml:space="preserve">The Kruskal-Wallis test revealed significant differences between treatment groups, H(2) = 9.42, p = .009.</w:t>
       </w:r>
     </w:p>
     <w:tbl>
@@ -12729,18 +13441,18 @@
                 <wp:inline>
                   <wp:extent cx="152400" cy="152400"/>
                   <wp:effectExtent b="0" l="0" r="0" t="0"/>
-                  <wp:docPr descr="" title="" id="139" name="Picture"/>
+                  <wp:docPr descr="" title="" id="143" name="Picture"/>
                   <a:graphic>
                     <a:graphicData uri="http://schemas.openxmlformats.org/drawingml/2006/picture">
                       <pic:pic>
                         <pic:nvPicPr>
-                          <pic:cNvPr descr="/Applications/Positron.app/Contents/Resources/app/quarto/share/formats/docx/warning.png" id="140" name="Picture"/>
+                          <pic:cNvPr descr="/Applications/Positron.app/Contents/Resources/app/quarto/share/formats/docx/warning.png" id="144" name="Picture"/>
                           <pic:cNvPicPr>
                             <a:picLocks noChangeArrowheads="1" noChangeAspect="1"/>
                           </pic:cNvPicPr>
                         </pic:nvPicPr>
                         <pic:blipFill>
-                          <a:blip r:embed="rId138"/>
+                          <a:blip r:embed="rId142"/>
                           <a:stretch>
                             <a:fillRect/>
                           </a:stretch>
@@ -12844,8 +13556,8 @@
         </w:tc>
       </w:tr>
     </w:tbl>
-    <w:bookmarkEnd w:id="141"/>
-    <w:bookmarkStart w:id="142" w:name="reporting-the-table-format"/>
+    <w:bookmarkEnd w:id="145"/>
+    <w:bookmarkStart w:id="146" w:name="reporting-the-table-format"/>
     <w:p>
       <w:pPr>
         <w:pStyle w:val="Heading2"/>
@@ -12895,7 +13607,7 @@
         <w:rPr>
           <w:rStyle w:val="VerbatimChar"/>
         </w:rPr>
-        <w:t xml:space="preserve"> Kruskal-Wallis H(2) = 8.66, p = .013</w:t>
+        <w:t xml:space="preserve">Kruskal-Wallis H(2) = 9.42, p = 0.009</w:t>
       </w:r>
     </w:p>
     <w:p>
@@ -12954,7 +13666,1245 @@
         <w:t xml:space="preserve">3 Knees         7 -0.29  0.93  -1.61  0.73</w:t>
       </w:r>
     </w:p>
-    <w:bookmarkEnd w:id="142"/>
+    <w:bookmarkEnd w:id="146"/>
+    <w:bookmarkStart w:id="153" w:name="wrap-up"/>
+    <w:p>
+      <w:pPr>
+        <w:pStyle w:val="Heading2"/>
+      </w:pPr>
+      <w:r>
+        <w:t xml:space="preserve">Wrap-up</w:t>
+      </w:r>
+    </w:p>
+    <w:p>
+      <w:pPr>
+        <w:pStyle w:val="FirstParagraph"/>
+      </w:pPr>
+      <w:r>
+        <w:t xml:space="preserve">Today you:</w:t>
+      </w:r>
+    </w:p>
+    <w:p>
+      <w:pPr>
+        <w:pStyle w:val="Compact"/>
+        <w:numPr>
+          <w:ilvl w:val="0"/>
+          <w:numId w:val="1034"/>
+        </w:numPr>
+      </w:pPr>
+      <w:r>
+        <w:t xml:space="preserve">Saw that</w:t>
+      </w:r>
+      <w:r>
+        <w:t xml:space="preserve"> </w:t>
+      </w:r>
+      <w:r>
+        <w:rPr>
+          <w:b/>
+          <w:bCs/>
+        </w:rPr>
+        <w:t xml:space="preserve">ANOVA</w:t>
+      </w:r>
+      <w:r>
+        <w:rPr>
+          <w:b/>
+          <w:bCs/>
+        </w:rPr>
+        <w:t xml:space="preserve"> </w:t>
+      </w:r>
+      <w:r>
+        <w:rPr>
+          <w:b/>
+          <w:bCs/>
+          <w:i/>
+          <w:iCs/>
+        </w:rPr>
+        <w:t xml:space="preserve">is</w:t>
+      </w:r>
+      <w:r>
+        <w:rPr>
+          <w:b/>
+          <w:bCs/>
+        </w:rPr>
+        <w:t xml:space="preserve"> </w:t>
+      </w:r>
+      <w:r>
+        <w:rPr>
+          <w:b/>
+          <w:bCs/>
+        </w:rPr>
+        <w:t xml:space="preserve">regression</w:t>
+      </w:r>
+      <w:r>
+        <w:t xml:space="preserve"> </w:t>
+      </w:r>
+      <w:r>
+        <w:t xml:space="preserve">with a categorical predictor — same partitioning, same F-ratio, different-looking output</w:t>
+      </w:r>
+    </w:p>
+    <w:p>
+      <w:pPr>
+        <w:pStyle w:val="Compact"/>
+        <w:numPr>
+          <w:ilvl w:val="0"/>
+          <w:numId w:val="1034"/>
+        </w:numPr>
+      </w:pPr>
+      <w:r>
+        <w:t xml:space="preserve">Split</w:t>
+      </w:r>
+      <w:r>
+        <w:t xml:space="preserve"> </w:t>
+      </w:r>
+      <m:oMath>
+        <m:r>
+          <m:t>S</m:t>
+        </m:r>
+        <m:sSub>
+          <m:e>
+            <m:r>
+              <m:t>S</m:t>
+            </m:r>
+          </m:e>
+          <m:sub>
+            <m:r>
+              <m:t>t</m:t>
+            </m:r>
+            <m:r>
+              <m:t>o</m:t>
+            </m:r>
+            <m:r>
+              <m:t>t</m:t>
+            </m:r>
+            <m:r>
+              <m:t>a</m:t>
+            </m:r>
+            <m:r>
+              <m:t>l</m:t>
+            </m:r>
+          </m:sub>
+        </m:sSub>
+      </m:oMath>
+      <w:r>
+        <w:t xml:space="preserve"> </w:t>
+      </w:r>
+      <w:r>
+        <w:t xml:space="preserve">into</w:t>
+      </w:r>
+      <w:r>
+        <w:t xml:space="preserve"> </w:t>
+      </w:r>
+      <m:oMath>
+        <m:r>
+          <m:t>S</m:t>
+        </m:r>
+        <m:sSub>
+          <m:e>
+            <m:r>
+              <m:t>S</m:t>
+            </m:r>
+          </m:e>
+          <m:sub>
+            <m:r>
+              <m:t>a</m:t>
+            </m:r>
+            <m:r>
+              <m:t>m</m:t>
+            </m:r>
+            <m:r>
+              <m:t>o</m:t>
+            </m:r>
+            <m:r>
+              <m:t>n</m:t>
+            </m:r>
+            <m:r>
+              <m:t>g</m:t>
+            </m:r>
+          </m:sub>
+        </m:sSub>
+      </m:oMath>
+      <w:r>
+        <w:t xml:space="preserve"> </w:t>
+      </w:r>
+      <w:r>
+        <w:t xml:space="preserve">and</w:t>
+      </w:r>
+      <w:r>
+        <w:t xml:space="preserve"> </w:t>
+      </w:r>
+      <m:oMath>
+        <m:r>
+          <m:t>S</m:t>
+        </m:r>
+        <m:sSub>
+          <m:e>
+            <m:r>
+              <m:t>S</m:t>
+            </m:r>
+          </m:e>
+          <m:sub>
+            <m:r>
+              <m:t>w</m:t>
+            </m:r>
+            <m:r>
+              <m:t>i</m:t>
+            </m:r>
+            <m:r>
+              <m:t>t</m:t>
+            </m:r>
+            <m:r>
+              <m:t>h</m:t>
+            </m:r>
+            <m:r>
+              <m:t>i</m:t>
+            </m:r>
+            <m:r>
+              <m:t>n</m:t>
+            </m:r>
+          </m:sub>
+        </m:sSub>
+      </m:oMath>
+      <w:r>
+        <w:t xml:space="preserve">, and turned them into mean squares</w:t>
+      </w:r>
+    </w:p>
+    <w:p>
+      <w:pPr>
+        <w:pStyle w:val="Compact"/>
+        <w:numPr>
+          <w:ilvl w:val="0"/>
+          <w:numId w:val="1034"/>
+        </w:numPr>
+      </w:pPr>
+      <w:r>
+        <w:t xml:space="preserve">Built the</w:t>
+      </w:r>
+      <w:r>
+        <w:t xml:space="preserve"> </w:t>
+      </w:r>
+      <w:r>
+        <w:rPr>
+          <w:b/>
+          <w:bCs/>
+        </w:rPr>
+        <w:t xml:space="preserve">F-ratio</w:t>
+      </w:r>
+      <w:r>
+        <w:t xml:space="preserve"> </w:t>
+      </w:r>
+      <w:r>
+        <w:t xml:space="preserve">as signal ÷ noise, and confirmed that with two groups</w:t>
+      </w:r>
+      <w:r>
+        <w:t xml:space="preserve"> </w:t>
+      </w:r>
+      <w:r>
+        <w:rPr>
+          <w:b/>
+          <w:bCs/>
+        </w:rPr>
+        <w:t xml:space="preserve">F = t²</w:t>
+      </w:r>
+      <w:r>
+        <w:t xml:space="preserve"> </w:t>
+      </w:r>
+      <w:r>
+        <w:t xml:space="preserve">exactly</w:t>
+      </w:r>
+    </w:p>
+    <w:p>
+      <w:pPr>
+        <w:pStyle w:val="Compact"/>
+        <w:numPr>
+          <w:ilvl w:val="0"/>
+          <w:numId w:val="1034"/>
+        </w:numPr>
+      </w:pPr>
+      <w:r>
+        <w:t xml:space="preserve">Checked the assumptions — Levene’s for equal variance, Shapiro-Wilk on the</w:t>
+      </w:r>
+      <w:r>
+        <w:t xml:space="preserve"> </w:t>
+      </w:r>
+      <w:r>
+        <w:rPr>
+          <w:b/>
+          <w:bCs/>
+        </w:rPr>
+        <w:t xml:space="preserve">residuals</w:t>
+      </w:r>
+      <w:r>
+        <w:t xml:space="preserve">, and the four diagnostic plots</w:t>
+      </w:r>
+    </w:p>
+    <w:p>
+      <w:pPr>
+        <w:pStyle w:val="Compact"/>
+        <w:numPr>
+          <w:ilvl w:val="0"/>
+          <w:numId w:val="1034"/>
+        </w:numPr>
+      </w:pPr>
+      <w:r>
+        <w:t xml:space="preserve">Used</w:t>
+      </w:r>
+      <w:r>
+        <w:t xml:space="preserve"> </w:t>
+      </w:r>
+      <w:r>
+        <w:rPr>
+          <w:b/>
+          <w:bCs/>
+        </w:rPr>
+        <w:t xml:space="preserve">Tukey’s HSD</w:t>
+      </w:r>
+      <w:r>
+        <w:t xml:space="preserve"> </w:t>
+      </w:r>
+      <w:r>
+        <w:t xml:space="preserve">to find</w:t>
+      </w:r>
+      <w:r>
+        <w:t xml:space="preserve"> </w:t>
+      </w:r>
+      <w:r>
+        <w:rPr>
+          <w:i/>
+          <w:iCs/>
+        </w:rPr>
+        <w:t xml:space="preserve">which</w:t>
+      </w:r>
+      <w:r>
+        <w:t xml:space="preserve"> </w:t>
+      </w:r>
+      <w:r>
+        <w:t xml:space="preserve">groups differ, after the omnibus test said</w:t>
+      </w:r>
+      <w:r>
+        <w:t xml:space="preserve"> </w:t>
+      </w:r>
+      <w:r>
+        <w:rPr>
+          <w:i/>
+          <w:iCs/>
+        </w:rPr>
+        <w:t xml:space="preserve">some</w:t>
+      </w:r>
+      <w:r>
+        <w:t xml:space="preserve"> </w:t>
+      </w:r>
+      <w:r>
+        <w:t xml:space="preserve">group does</w:t>
+      </w:r>
+    </w:p>
+    <w:p>
+      <w:pPr>
+        <w:pStyle w:val="Compact"/>
+        <w:numPr>
+          <w:ilvl w:val="0"/>
+          <w:numId w:val="1034"/>
+        </w:numPr>
+      </w:pPr>
+      <w:r>
+        <w:t xml:space="preserve">Reported the result the way a journal expects, with an effect size</w:t>
+      </w:r>
+    </w:p>
+    <w:p>
+      <w:pPr>
+        <w:pStyle w:val="Compact"/>
+        <w:numPr>
+          <w:ilvl w:val="0"/>
+          <w:numId w:val="1034"/>
+        </w:numPr>
+      </w:pPr>
+      <w:r>
+        <w:t xml:space="preserve">Switched to</w:t>
+      </w:r>
+      <w:r>
+        <w:t xml:space="preserve"> </w:t>
+      </w:r>
+      <w:r>
+        <w:rPr>
+          <w:b/>
+          <w:bCs/>
+        </w:rPr>
+        <w:t xml:space="preserve">Kruskal-Wallis</w:t>
+      </w:r>
+      <w:r>
+        <w:t xml:space="preserve"> </w:t>
+      </w:r>
+      <w:r>
+        <w:t xml:space="preserve">and</w:t>
+      </w:r>
+      <w:r>
+        <w:t xml:space="preserve"> </w:t>
+      </w:r>
+      <w:r>
+        <w:rPr>
+          <w:b/>
+          <w:bCs/>
+        </w:rPr>
+        <w:t xml:space="preserve">Dunn’s test</w:t>
+      </w:r>
+      <w:r>
+        <w:t xml:space="preserve"> </w:t>
+      </w:r>
+      <w:r>
+        <w:t xml:space="preserve">when assumptions fail</w:t>
+      </w:r>
+    </w:p>
+    <w:tbl>
+      <w:tblPr>
+        <w:tblStyle w:val="Table"/>
+        <w:tblLook w:firstRow="0" w:lastRow="0" w:firstColumn="0" w:lastColumn="0" w:noHBand="0" w:noVBand="0" w:val="0000"/>
+        <w:tblBorders>
+          <w:top w:val="single" w:sz="4" w:space="0" w:color="CC1914"/>
+          <w:left w:val="single" w:sz="24" w:space="0" w:color="CC1914"/>
+          <w:bottom w:val="single" w:sz="4" w:space="0" w:color="CC1914"/>
+          <w:right w:val="single" w:sz="4" w:space="0" w:color="CC1914"/>
+        </w:tblBorders>
+        <w:tblCellMar>
+          <w:left w:w="144" w:type="dxa"/>
+          <w:right w:w="144" w:type="dxa"/>
+        </w:tblCellMar>
+        <w:tblLook w:firstRow="0" w:lastRow="0" w:firstColumn="0" w:lastColumn="0" w:noHBand="0" w:noVBand="0" w:val="0000"/>
+      </w:tblPr>
+      <w:tr>
+        <w:trPr>
+          <w:cantSplit/>
+        </w:trPr>
+        <w:tc>
+          <w:tcPr>
+            <w:shd w:color="auto" w:fill="f7dddc" w:val="clear"/>
+            <w:tcMar>
+              <w:top w:w="92" w:type="dxa"/>
+              <w:bottom w:w="92" w:type="dxa"/>
+            </w:tcMar>
+          </w:tcPr>
+          <w:p>
+            <w:pPr>
+              <w:pStyle w:val="FirstParagraph"/>
+            </w:pPr>
+            <w:pPr>
+              <w:spacing w:before="0" w:after="0"/>
+              <w:textAlignment w:val="center"/>
+            </w:pPr>
+            <w:r>
+              <w:drawing>
+                <wp:inline>
+                  <wp:extent cx="152400" cy="152400"/>
+                  <wp:effectExtent b="0" l="0" r="0" t="0"/>
+                  <wp:docPr descr="" title="" id="147" name="Picture"/>
+                  <a:graphic>
+                    <a:graphicData uri="http://schemas.openxmlformats.org/drawingml/2006/picture">
+                      <pic:pic>
+                        <pic:nvPicPr>
+                          <pic:cNvPr descr="/Applications/Positron.app/Contents/Resources/app/quarto/share/formats/docx/important.png" id="148" name="Picture"/>
+                          <pic:cNvPicPr>
+                            <a:picLocks noChangeArrowheads="1" noChangeAspect="1"/>
+                          </pic:cNvPicPr>
+                        </pic:nvPicPr>
+                        <pic:blipFill>
+                          <a:blip r:embed="rId51"/>
+                          <a:stretch>
+                            <a:fillRect/>
+                          </a:stretch>
+                        </pic:blipFill>
+                        <pic:spPr bwMode="auto">
+                          <a:xfrm>
+                            <a:off x="0" y="0"/>
+                            <a:ext cx="152400" cy="152400"/>
+                          </a:xfrm>
+                          <a:prstGeom prst="rect">
+                            <a:avLst/>
+                          </a:prstGeom>
+                          <a:noFill/>
+                          <a:ln w="9525">
+                            <a:noFill/>
+                            <a:headEnd/>
+                            <a:tailEnd/>
+                          </a:ln>
+                        </pic:spPr>
+                      </pic:pic>
+                    </a:graphicData>
+                  </a:graphic>
+                </wp:inline>
+              </w:drawing>
+            </w:r>
+            <w:r>
+              <w:t xml:space="preserve"> </w:t>
+            </w:r>
+            <w:r>
+              <w:t xml:space="preserve"> </w:t>
+            </w:r>
+            <w:r>
+              <w:t xml:space="preserve">Important</w:t>
+            </w:r>
+          </w:p>
+        </w:tc>
+      </w:tr>
+      <w:tr>
+        <w:trPr>
+          <w:cantSplit/>
+        </w:trPr>
+        <w:tc>
+          <w:tcPr>
+            <w:tcMar>
+              <w:top w:w="108" w:type="dxa"/>
+              <w:bottom w:w="108" w:type="dxa"/>
+            </w:tcMar>
+          </w:tcPr>
+          <w:p>
+            <w:pPr>
+              <w:pStyle w:val="BodyText"/>
+            </w:pPr>
+            <w:pPr>
+              <w:spacing w:before="16"/>
+            </w:pPr>
+            <w:r>
+              <w:rPr>
+                <w:b/>
+                <w:bCs/>
+              </w:rPr>
+              <w:t xml:space="preserve">⚠️ The order matters</w:t>
+            </w:r>
+          </w:p>
+          <w:p>
+            <w:pPr>
+              <w:pStyle w:val="BodyText"/>
+            </w:pPr>
+            <w:pPr>
+              <w:spacing w:after="16"/>
+            </w:pPr>
+            <w:r>
+              <w:t xml:space="preserve">A significant F says</w:t>
+            </w:r>
+            <w:r>
+              <w:t xml:space="preserve"> </w:t>
+            </w:r>
+            <w:r>
+              <w:rPr>
+                <w:i/>
+                <w:iCs/>
+              </w:rPr>
+              <w:t xml:space="preserve">at least one</w:t>
+            </w:r>
+            <w:r>
+              <w:t xml:space="preserve"> </w:t>
+            </w:r>
+            <w:r>
+              <w:t xml:space="preserve">group differs — it does not say which. Post-hoc tests answer that, and they only make sense</w:t>
+            </w:r>
+            <w:r>
+              <w:t xml:space="preserve"> </w:t>
+            </w:r>
+            <w:r>
+              <w:rPr>
+                <w:b/>
+                <w:bCs/>
+              </w:rPr>
+              <w:t xml:space="preserve">after</w:t>
+            </w:r>
+            <w:r>
+              <w:t xml:space="preserve"> </w:t>
+            </w:r>
+            <w:r>
+              <w:t xml:space="preserve">a significant omnibus test. Running all pairwise t-tests instead inflates your Type I error with every comparison.</w:t>
+            </w:r>
+          </w:p>
+          <w:p/>
+        </w:tc>
+      </w:tr>
+    </w:tbl>
+    <w:tbl>
+      <w:tblPr>
+        <w:tblStyle w:val="Table"/>
+        <w:tblLook w:firstRow="0" w:lastRow="0" w:firstColumn="0" w:lastColumn="0" w:noHBand="0" w:noVBand="0" w:val="0000"/>
+        <w:tblBorders>
+          <w:top w:val="single" w:sz="4" w:space="0" w:color="0758E5"/>
+          <w:left w:val="single" w:sz="24" w:space="0" w:color="0758E5"/>
+          <w:bottom w:val="single" w:sz="4" w:space="0" w:color="0758E5"/>
+          <w:right w:val="single" w:sz="4" w:space="0" w:color="0758E5"/>
+        </w:tblBorders>
+        <w:tblCellMar>
+          <w:left w:w="144" w:type="dxa"/>
+          <w:right w:w="144" w:type="dxa"/>
+        </w:tblCellMar>
+        <w:tblLook w:firstRow="0" w:lastRow="0" w:firstColumn="0" w:lastColumn="0" w:noHBand="0" w:noVBand="0" w:val="0000"/>
+      </w:tblPr>
+      <w:tr>
+        <w:trPr>
+          <w:cantSplit/>
+        </w:trPr>
+        <w:tc>
+          <w:tcPr>
+            <w:shd w:color="auto" w:fill="dae6fb" w:val="clear"/>
+            <w:tcMar>
+              <w:top w:w="92" w:type="dxa"/>
+              <w:bottom w:w="92" w:type="dxa"/>
+            </w:tcMar>
+          </w:tcPr>
+          <w:p>
+            <w:pPr>
+              <w:pStyle w:val="BodyText"/>
+            </w:pPr>
+            <w:pPr>
+              <w:spacing w:before="0" w:after="0"/>
+              <w:textAlignment w:val="center"/>
+            </w:pPr>
+            <w:r>
+              <w:drawing>
+                <wp:inline>
+                  <wp:extent cx="152400" cy="152400"/>
+                  <wp:effectExtent b="0" l="0" r="0" t="0"/>
+                  <wp:docPr descr="" title="" id="149" name="Picture"/>
+                  <a:graphic>
+                    <a:graphicData uri="http://schemas.openxmlformats.org/drawingml/2006/picture">
+                      <pic:pic>
+                        <pic:nvPicPr>
+                          <pic:cNvPr descr="/Applications/Positron.app/Contents/Resources/app/quarto/share/formats/docx/note.png" id="150" name="Picture"/>
+                          <pic:cNvPicPr>
+                            <a:picLocks noChangeArrowheads="1" noChangeAspect="1"/>
+                          </pic:cNvPicPr>
+                        </pic:nvPicPr>
+                        <pic:blipFill>
+                          <a:blip r:embed="rId9"/>
+                          <a:stretch>
+                            <a:fillRect/>
+                          </a:stretch>
+                        </pic:blipFill>
+                        <pic:spPr bwMode="auto">
+                          <a:xfrm>
+                            <a:off x="0" y="0"/>
+                            <a:ext cx="152400" cy="152400"/>
+                          </a:xfrm>
+                          <a:prstGeom prst="rect">
+                            <a:avLst/>
+                          </a:prstGeom>
+                          <a:noFill/>
+                          <a:ln w="9525">
+                            <a:noFill/>
+                            <a:headEnd/>
+                            <a:tailEnd/>
+                          </a:ln>
+                        </pic:spPr>
+                      </pic:pic>
+                    </a:graphicData>
+                  </a:graphic>
+                </wp:inline>
+              </w:drawing>
+            </w:r>
+            <w:r>
+              <w:t xml:space="preserve"> </w:t>
+            </w:r>
+            <w:r>
+              <w:t xml:space="preserve"> </w:t>
+            </w:r>
+            <w:r>
+              <w:t xml:space="preserve">Note</w:t>
+            </w:r>
+          </w:p>
+        </w:tc>
+      </w:tr>
+      <w:tr>
+        <w:trPr>
+          <w:cantSplit/>
+        </w:trPr>
+        <w:tc>
+          <w:tcPr>
+            <w:tcMar>
+              <w:top w:w="108" w:type="dxa"/>
+              <w:bottom w:w="108" w:type="dxa"/>
+            </w:tcMar>
+          </w:tcPr>
+          <w:p>
+            <w:pPr>
+              <w:pStyle w:val="BodyText"/>
+            </w:pPr>
+            <w:pPr>
+              <w:spacing w:before="16"/>
+            </w:pPr>
+            <w:r>
+              <w:rPr>
+                <w:b/>
+                <w:bCs/>
+              </w:rPr>
+              <w:t xml:space="preserve">✅ The one idea to keep</w:t>
+            </w:r>
+          </w:p>
+          <w:p>
+            <w:pPr>
+              <w:pStyle w:val="BodyText"/>
+            </w:pPr>
+            <w:r>
+              <w:t xml:space="preserve">We deliberately broke the assumptions and watched the parametric p-value slide from</w:t>
+            </w:r>
+            <w:r>
+              <w:t xml:space="preserve"> </w:t>
+            </w:r>
+            <w:r>
+              <w:rPr>
+                <w:b/>
+                <w:bCs/>
+              </w:rPr>
+              <w:t xml:space="preserve">0.004 to 0.084</w:t>
+            </w:r>
+            <w:r>
+              <w:t xml:space="preserve"> </w:t>
+            </w:r>
+            <w:r>
+              <w:t xml:space="preserve">while the rank-based one held at</w:t>
+            </w:r>
+            <w:r>
+              <w:t xml:space="preserve"> </w:t>
+            </w:r>
+            <w:r>
+              <w:rPr>
+                <w:b/>
+                <w:bCs/>
+              </w:rPr>
+              <w:t xml:space="preserve">0.033</w:t>
+            </w:r>
+            <w:r>
+              <w:t xml:space="preserve">.</w:t>
+            </w:r>
+          </w:p>
+          <w:p>
+            <w:pPr>
+              <w:pStyle w:val="BodyText"/>
+            </w:pPr>
+            <w:pPr>
+              <w:spacing w:after="16"/>
+            </w:pPr>
+            <w:r>
+              <w:t xml:space="preserve">The data’s biology never changed. Only its shape did. That is what</w:t>
+            </w:r>
+            <w:r>
+              <w:t xml:space="preserve"> </w:t>
+            </w:r>
+            <w:r>
+              <w:t xml:space="preserve">“assumption violation”</w:t>
+            </w:r>
+            <w:r>
+              <w:t xml:space="preserve"> </w:t>
+            </w:r>
+            <w:r>
+              <w:t xml:space="preserve">costs you, in one number.</w:t>
+            </w:r>
+          </w:p>
+          <w:p/>
+        </w:tc>
+      </w:tr>
+    </w:tbl>
+    <w:p>
+      <w:pPr>
+        <w:pStyle w:val="BodyText"/>
+      </w:pPr>
+      <w:r>
+        <w:t xml:space="preserve"> </w:t>
+      </w:r>
+    </w:p>
+    <w:tbl>
+      <w:tblPr>
+        <w:tblStyle w:val="Table"/>
+        <w:tblLook w:firstRow="0" w:lastRow="0" w:firstColumn="0" w:lastColumn="0" w:noHBand="0" w:noVBand="0" w:val="0000"/>
+        <w:tblBorders>
+          <w:top w:val="single" w:sz="4" w:space="0" w:color="0758E5"/>
+          <w:left w:val="single" w:sz="24" w:space="0" w:color="0758E5"/>
+          <w:bottom w:val="single" w:sz="4" w:space="0" w:color="0758E5"/>
+          <w:right w:val="single" w:sz="4" w:space="0" w:color="0758E5"/>
+        </w:tblBorders>
+        <w:tblCellMar>
+          <w:left w:w="144" w:type="dxa"/>
+          <w:right w:w="144" w:type="dxa"/>
+        </w:tblCellMar>
+        <w:tblLook w:firstRow="0" w:lastRow="0" w:firstColumn="0" w:lastColumn="0" w:noHBand="0" w:noVBand="0" w:val="0000"/>
+      </w:tblPr>
+      <w:tr>
+        <w:trPr>
+          <w:cantSplit/>
+        </w:trPr>
+        <w:tc>
+          <w:tcPr>
+            <w:shd w:color="auto" w:fill="dae6fb" w:val="clear"/>
+            <w:tcMar>
+              <w:top w:w="92" w:type="dxa"/>
+              <w:bottom w:w="92" w:type="dxa"/>
+            </w:tcMar>
+          </w:tcPr>
+          <w:p>
+            <w:pPr>
+              <w:pStyle w:val="BodyText"/>
+            </w:pPr>
+            <w:pPr>
+              <w:spacing w:before="0" w:after="0"/>
+              <w:textAlignment w:val="center"/>
+            </w:pPr>
+            <w:r>
+              <w:drawing>
+                <wp:inline>
+                  <wp:extent cx="152400" cy="152400"/>
+                  <wp:effectExtent b="0" l="0" r="0" t="0"/>
+                  <wp:docPr descr="" title="" id="151" name="Picture"/>
+                  <a:graphic>
+                    <a:graphicData uri="http://schemas.openxmlformats.org/drawingml/2006/picture">
+                      <pic:pic>
+                        <pic:nvPicPr>
+                          <pic:cNvPr descr="/Applications/Positron.app/Contents/Resources/app/quarto/share/formats/docx/note.png" id="152" name="Picture"/>
+                          <pic:cNvPicPr>
+                            <a:picLocks noChangeArrowheads="1" noChangeAspect="1"/>
+                          </pic:cNvPicPr>
+                        </pic:nvPicPr>
+                        <pic:blipFill>
+                          <a:blip r:embed="rId9"/>
+                          <a:stretch>
+                            <a:fillRect/>
+                          </a:stretch>
+                        </pic:blipFill>
+                        <pic:spPr bwMode="auto">
+                          <a:xfrm>
+                            <a:off x="0" y="0"/>
+                            <a:ext cx="152400" cy="152400"/>
+                          </a:xfrm>
+                          <a:prstGeom prst="rect">
+                            <a:avLst/>
+                          </a:prstGeom>
+                          <a:noFill/>
+                          <a:ln w="9525">
+                            <a:noFill/>
+                            <a:headEnd/>
+                            <a:tailEnd/>
+                          </a:ln>
+                        </pic:spPr>
+                      </pic:pic>
+                    </a:graphicData>
+                  </a:graphic>
+                </wp:inline>
+              </w:drawing>
+            </w:r>
+            <w:r>
+              <w:t xml:space="preserve"> </w:t>
+            </w:r>
+            <w:r>
+              <w:t xml:space="preserve"> </w:t>
+            </w:r>
+            <w:r>
+              <w:t xml:space="preserve">Note</w:t>
+            </w:r>
+          </w:p>
+        </w:tc>
+      </w:tr>
+      <w:tr>
+        <w:trPr>
+          <w:cantSplit/>
+        </w:trPr>
+        <w:tc>
+          <w:tcPr>
+            <w:tcMar>
+              <w:top w:w="108" w:type="dxa"/>
+              <w:bottom w:w="108" w:type="dxa"/>
+            </w:tcMar>
+          </w:tcPr>
+          <w:p>
+            <w:pPr>
+              <w:pStyle w:val="BodyText"/>
+            </w:pPr>
+            <w:pPr>
+              <w:spacing w:before="16"/>
+            </w:pPr>
+            <w:r>
+              <w:rPr>
+                <w:b/>
+                <w:bCs/>
+              </w:rPr>
+              <w:t xml:space="preserve">Up next — Two-Way ANOVA</w:t>
+            </w:r>
+          </w:p>
+          <w:p>
+            <w:pPr>
+              <w:pStyle w:val="Compact"/>
+              <w:numPr>
+                <w:ilvl w:val="0"/>
+                <w:numId w:val="1035"/>
+              </w:numPr>
+            </w:pPr>
+            <w:r>
+              <w:t xml:space="preserve">Two categorical predictors at once</w:t>
+            </w:r>
+          </w:p>
+          <w:p>
+            <w:pPr>
+              <w:pStyle w:val="Compact"/>
+              <w:numPr>
+                <w:ilvl w:val="0"/>
+                <w:numId w:val="1035"/>
+              </w:numPr>
+            </w:pPr>
+            <w:r>
+              <w:t xml:space="preserve">Interaction: when the effect of one factor depends on the other</w:t>
+            </w:r>
+          </w:p>
+          <w:p/>
+        </w:tc>
+      </w:tr>
+    </w:tbl>
+    <w:bookmarkEnd w:id="153"/>
+    <w:bookmarkStart w:id="156" w:name="getting-unstuck"/>
+    <w:p>
+      <w:pPr>
+        <w:pStyle w:val="Heading2"/>
+      </w:pPr>
+      <w:r>
+        <w:t xml:space="preserve">Getting unstuck</w:t>
+      </w:r>
+    </w:p>
+    <w:p>
+      <w:pPr>
+        <w:pStyle w:val="FirstParagraph"/>
+      </w:pPr>
+      <w:r>
+        <w:t xml:space="preserve">When code breaks — and it will, that is normal:</w:t>
+      </w:r>
+    </w:p>
+    <w:p>
+      <w:pPr>
+        <w:pStyle w:val="Compact"/>
+        <w:numPr>
+          <w:ilvl w:val="0"/>
+          <w:numId w:val="1036"/>
+        </w:numPr>
+      </w:pPr>
+      <w:r>
+        <w:t xml:space="preserve">Read the</w:t>
+      </w:r>
+      <w:r>
+        <w:t xml:space="preserve"> </w:t>
+      </w:r>
+      <w:r>
+        <w:rPr>
+          <w:b/>
+          <w:bCs/>
+        </w:rPr>
+        <w:t xml:space="preserve">error message</w:t>
+      </w:r>
+      <w:r>
+        <w:t xml:space="preserve"> </w:t>
+      </w:r>
+      <w:r>
+        <w:t xml:space="preserve">out loud; it usually names the line</w:t>
+      </w:r>
+    </w:p>
+    <w:p>
+      <w:pPr>
+        <w:pStyle w:val="Compact"/>
+        <w:numPr>
+          <w:ilvl w:val="0"/>
+          <w:numId w:val="1036"/>
+        </w:numPr>
+      </w:pPr>
+      <w:r>
+        <w:t xml:space="preserve">Check the usual suspects: is your grouping variable a</w:t>
+      </w:r>
+      <w:r>
+        <w:t xml:space="preserve"> </w:t>
+      </w:r>
+      <w:r>
+        <w:rPr>
+          <w:b/>
+          <w:bCs/>
+        </w:rPr>
+        <w:t xml:space="preserve">factor</w:t>
+      </w:r>
+      <w:r>
+        <w:t xml:space="preserve"> </w:t>
+      </w:r>
+      <w:r>
+        <w:t xml:space="preserve">(</w:t>
+      </w:r>
+      <w:r>
+        <w:rPr>
+          <w:rStyle w:val="VerbatimChar"/>
+        </w:rPr>
+        <w:t xml:space="preserve">as.factor()</w:t>
+      </w:r>
+      <w:r>
+        <w:t xml:space="preserve">)? Did you pass the model to</w:t>
+      </w:r>
+      <w:r>
+        <w:t xml:space="preserve"> </w:t>
+      </w:r>
+      <w:r>
+        <w:rPr>
+          <w:rStyle w:val="VerbatimChar"/>
+        </w:rPr>
+        <w:t xml:space="preserve">TukeyHSD()</w:t>
+      </w:r>
+      <w:r>
+        <w:t xml:space="preserve"> </w:t>
+      </w:r>
+      <w:r>
+        <w:t xml:space="preserve">via</w:t>
+      </w:r>
+      <w:r>
+        <w:t xml:space="preserve"> </w:t>
+      </w:r>
+      <w:r>
+        <w:rPr>
+          <w:rStyle w:val="VerbatimChar"/>
+        </w:rPr>
+        <w:t xml:space="preserve">aov()</w:t>
+      </w:r>
+      <w:r>
+        <w:t xml:space="preserve">, not</w:t>
+      </w:r>
+      <w:r>
+        <w:t xml:space="preserve"> </w:t>
+      </w:r>
+      <w:r>
+        <w:rPr>
+          <w:rStyle w:val="VerbatimChar"/>
+        </w:rPr>
+        <w:t xml:space="preserve">lm()</w:t>
+      </w:r>
+      <w:r>
+        <w:t xml:space="preserve">? Is</w:t>
+      </w:r>
+      <w:r>
+        <w:t xml:space="preserve"> </w:t>
+      </w:r>
+      <w:r>
+        <w:rPr>
+          <w:rStyle w:val="VerbatimChar"/>
+        </w:rPr>
+        <w:t xml:space="preserve">car</w:t>
+      </w:r>
+      <w:r>
+        <w:t xml:space="preserve"> </w:t>
+      </w:r>
+      <w:r>
+        <w:t xml:space="preserve">loaded for</w:t>
+      </w:r>
+      <w:r>
+        <w:t xml:space="preserve"> </w:t>
+      </w:r>
+      <w:r>
+        <w:rPr>
+          <w:rStyle w:val="VerbatimChar"/>
+        </w:rPr>
+        <w:t xml:space="preserve">leveneTest()</w:t>
+      </w:r>
+      <w:r>
+        <w:t xml:space="preserve">,</w:t>
+      </w:r>
+      <w:r>
+        <w:t xml:space="preserve"> </w:t>
+      </w:r>
+      <w:r>
+        <w:rPr>
+          <w:rStyle w:val="VerbatimChar"/>
+        </w:rPr>
+        <w:t xml:space="preserve">FSA</w:t>
+      </w:r>
+      <w:r>
+        <w:t xml:space="preserve"> </w:t>
+      </w:r>
+      <w:r>
+        <w:t xml:space="preserve">for</w:t>
+      </w:r>
+      <w:r>
+        <w:t xml:space="preserve"> </w:t>
+      </w:r>
+      <w:r>
+        <w:rPr>
+          <w:rStyle w:val="VerbatimChar"/>
+        </w:rPr>
+        <w:t xml:space="preserve">dunnTest()</w:t>
+      </w:r>
+      <w:r>
+        <w:t xml:space="preserve">?</w:t>
+      </w:r>
+    </w:p>
+    <w:p>
+      <w:pPr>
+        <w:pStyle w:val="Compact"/>
+        <w:numPr>
+          <w:ilvl w:val="0"/>
+          <w:numId w:val="1036"/>
+        </w:numPr>
+      </w:pPr>
+      <w:r>
+        <w:rPr>
+          <w:rStyle w:val="VerbatimChar"/>
+        </w:rPr>
+        <w:t xml:space="preserve">?function_name</w:t>
+      </w:r>
+      <w:r>
+        <w:t xml:space="preserve"> </w:t>
+      </w:r>
+      <w:r>
+        <w:t xml:space="preserve">opens the help page</w:t>
+      </w:r>
+    </w:p>
+    <w:p>
+      <w:pPr>
+        <w:pStyle w:val="Compact"/>
+        <w:numPr>
+          <w:ilvl w:val="0"/>
+          <w:numId w:val="1036"/>
+        </w:numPr>
+      </w:pPr>
+      <w:r>
+        <w:t xml:space="preserve">Bring the</w:t>
+      </w:r>
+      <w:r>
+        <w:t xml:space="preserve"> </w:t>
+      </w:r>
+      <w:r>
+        <w:rPr>
+          <w:b/>
+          <w:bCs/>
+        </w:rPr>
+        <w:t xml:space="preserve">exact error</w:t>
+      </w:r>
+      <w:r>
+        <w:t xml:space="preserve"> </w:t>
+      </w:r>
+      <w:r>
+        <w:t xml:space="preserve">(copy-paste it) to class or office hours</w:t>
+      </w:r>
+    </w:p>
+    <w:tbl>
+      <w:tblPr>
+        <w:tblStyle w:val="Table"/>
+        <w:tblLook w:firstRow="0" w:lastRow="0" w:firstColumn="0" w:lastColumn="0" w:noHBand="0" w:noVBand="0" w:val="0000"/>
+        <w:tblBorders>
+          <w:top w:val="single" w:sz="4" w:space="0" w:color="0758E5"/>
+          <w:left w:val="single" w:sz="24" w:space="0" w:color="0758E5"/>
+          <w:bottom w:val="single" w:sz="4" w:space="0" w:color="0758E5"/>
+          <w:right w:val="single" w:sz="4" w:space="0" w:color="0758E5"/>
+        </w:tblBorders>
+        <w:tblCellMar>
+          <w:left w:w="144" w:type="dxa"/>
+          <w:right w:w="144" w:type="dxa"/>
+        </w:tblCellMar>
+        <w:tblLook w:firstRow="0" w:lastRow="0" w:firstColumn="0" w:lastColumn="0" w:noHBand="0" w:noVBand="0" w:val="0000"/>
+      </w:tblPr>
+      <w:tr>
+        <w:trPr>
+          <w:cantSplit/>
+        </w:trPr>
+        <w:tc>
+          <w:tcPr>
+            <w:shd w:color="auto" w:fill="dae6fb" w:val="clear"/>
+            <w:tcMar>
+              <w:top w:w="92" w:type="dxa"/>
+              <w:bottom w:w="92" w:type="dxa"/>
+            </w:tcMar>
+          </w:tcPr>
+          <w:p>
+            <w:pPr>
+              <w:pStyle w:val="FirstParagraph"/>
+            </w:pPr>
+            <w:pPr>
+              <w:spacing w:before="0" w:after="0"/>
+              <w:textAlignment w:val="center"/>
+            </w:pPr>
+            <w:r>
+              <w:drawing>
+                <wp:inline>
+                  <wp:extent cx="152400" cy="152400"/>
+                  <wp:effectExtent b="0" l="0" r="0" t="0"/>
+                  <wp:docPr descr="" title="" id="154" name="Picture"/>
+                  <a:graphic>
+                    <a:graphicData uri="http://schemas.openxmlformats.org/drawingml/2006/picture">
+                      <pic:pic>
+                        <pic:nvPicPr>
+                          <pic:cNvPr descr="/Applications/Positron.app/Contents/Resources/app/quarto/share/formats/docx/note.png" id="155" name="Picture"/>
+                          <pic:cNvPicPr>
+                            <a:picLocks noChangeArrowheads="1" noChangeAspect="1"/>
+                          </pic:cNvPicPr>
+                        </pic:nvPicPr>
+                        <pic:blipFill>
+                          <a:blip r:embed="rId9"/>
+                          <a:stretch>
+                            <a:fillRect/>
+                          </a:stretch>
+                        </pic:blipFill>
+                        <pic:spPr bwMode="auto">
+                          <a:xfrm>
+                            <a:off x="0" y="0"/>
+                            <a:ext cx="152400" cy="152400"/>
+                          </a:xfrm>
+                          <a:prstGeom prst="rect">
+                            <a:avLst/>
+                          </a:prstGeom>
+                          <a:noFill/>
+                          <a:ln w="9525">
+                            <a:noFill/>
+                            <a:headEnd/>
+                            <a:tailEnd/>
+                          </a:ln>
+                        </pic:spPr>
+                      </pic:pic>
+                    </a:graphicData>
+                  </a:graphic>
+                </wp:inline>
+              </w:drawing>
+            </w:r>
+            <w:r>
+              <w:t xml:space="preserve"> </w:t>
+            </w:r>
+            <w:r>
+              <w:t xml:space="preserve"> </w:t>
+            </w:r>
+            <w:r>
+              <w:t xml:space="preserve">Note</w:t>
+            </w:r>
+          </w:p>
+        </w:tc>
+      </w:tr>
+      <w:tr>
+        <w:trPr>
+          <w:cantSplit/>
+        </w:trPr>
+        <w:tc>
+          <w:tcPr>
+            <w:tcMar>
+              <w:top w:w="108" w:type="dxa"/>
+              <w:bottom w:w="108" w:type="dxa"/>
+            </w:tcMar>
+          </w:tcPr>
+          <w:p>
+            <w:pPr>
+              <w:pStyle w:val="BodyText"/>
+            </w:pPr>
+            <w:pPr>
+              <w:spacing w:before="16"/>
+            </w:pPr>
+            <w:r>
+              <w:rPr>
+                <w:b/>
+                <w:bCs/>
+              </w:rPr>
+              <w:t xml:space="preserve">✅ Key idea</w:t>
+            </w:r>
+          </w:p>
+          <w:p>
+            <w:pPr>
+              <w:pStyle w:val="BodyText"/>
+            </w:pPr>
+            <w:pPr>
+              <w:spacing w:after="16"/>
+            </w:pPr>
+            <w:r>
+              <w:t xml:space="preserve">Every working scientist googles error messages daily. Getting stuck is not failing — it is the job.</w:t>
+            </w:r>
+          </w:p>
+          <w:p/>
+        </w:tc>
+      </w:tr>
+    </w:tbl>
+    <w:bookmarkEnd w:id="156"/>
     <w:sectPr>
       <w:footnotePr>
         <w:numRestart w:val="eachSect"/>
@@ -13462,6 +15412,42 @@
   </w:num>
   <w:num w:numId="1033">
     <w:abstractNumId w:val="991"/>
+  </w:num>
+  <w:num w:numId="1034">
+    <w:abstractNumId w:val="991"/>
+  </w:num>
+  <w:num w:numId="1035">
+    <w:abstractNumId w:val="991"/>
+  </w:num>
+  <w:num w:numId="1036">
+    <w:abstractNumId w:val="99411"/>
+    <w:lvlOverride w:ilvl="0">
+      <w:startOverride w:val="1"/>
+    </w:lvlOverride>
+    <w:lvlOverride w:ilvl="1">
+      <w:startOverride w:val="1"/>
+    </w:lvlOverride>
+    <w:lvlOverride w:ilvl="2">
+      <w:startOverride w:val="1"/>
+    </w:lvlOverride>
+    <w:lvlOverride w:ilvl="3">
+      <w:startOverride w:val="1"/>
+    </w:lvlOverride>
+    <w:lvlOverride w:ilvl="4">
+      <w:startOverride w:val="1"/>
+    </w:lvlOverride>
+    <w:lvlOverride w:ilvl="5">
+      <w:startOverride w:val="1"/>
+    </w:lvlOverride>
+    <w:lvlOverride w:ilvl="6">
+      <w:startOverride w:val="1"/>
+    </w:lvlOverride>
+    <w:lvlOverride w:ilvl="7">
+      <w:startOverride w:val="1"/>
+    </w:lvlOverride>
+    <w:lvlOverride w:ilvl="8">
+      <w:startOverride w:val="1"/>
+    </w:lvlOverride>
   </w:num>
 </w:numbering>
 </file>

--- a/docs/content/analysis_of_variance/analysis_of_variance_lecture.docx
+++ b/docs/content/analysis_of_variance/analysis_of_variance_lecture.docx
@@ -14906,6 +14906,8 @@
     </w:tbl>
     <w:bookmarkEnd w:id="156"/>
     <w:sectPr>
+      <w:pgSz w:h="15840" w:w="12240"/>
+      <w:pgMar w:bottom="720" w:footer="360" w:gutter="0" w:header="360" w:left="1008" w:right="720" w:top="720"/>
       <w:footnotePr>
         <w:numRestart w:val="eachSect"/>
       </w:footnotePr>
@@ -15465,7 +15467,7 @@
     </w:rPrDefault>
     <w:pPrDefault>
       <w:pPr>
-        <w:spacing w:after="100"/>
+        <w:spacing w:after="100" w:before="0"/>
       </w:pPr>
     </w:pPrDefault>
   </w:docDefaults>
@@ -15480,7 +15482,7 @@
     <w:link w:val="BodyTextChar"/>
     <w:qFormat/>
     <w:pPr>
-      <w:spacing w:after="90" w:before="90"/>
+      <w:spacing w:after="90" w:before="0"/>
     </w:pPr>
   </w:style>
   <w:style w:customStyle="1" w:styleId="FirstParagraph" w:type="paragraph">
@@ -15494,7 +15496,7 @@
     <w:basedOn w:val="BodyText"/>
     <w:qFormat/>
     <w:pPr>
-      <w:spacing w:after="20" w:before="20"/>
+      <w:spacing w:after="20" w:before="0"/>
     </w:pPr>
   </w:style>
   <w:style w:styleId="Title" w:type="paragraph">
@@ -15506,7 +15508,7 @@
     <w:qFormat/>
     <w:rsid w:val="00A10FD9"/>
     <w:pPr>
-      <w:spacing w:after="60" w:line="240" w:lineRule="auto"/>
+      <w:spacing w:after="60" w:before="0" w:line="240" w:lineRule="auto"/>
       <w:contextualSpacing/>
       <w:jc w:val="center"/>
     </w:pPr>
@@ -15537,6 +15539,7 @@
     <w:qFormat/>
     <w:rsid w:val="00A10FD9"/>
     <w:pPr>
+      <w:spacing w:before="0"/>
       <w:numPr>
         <w:ilvl w:val="1"/>
       </w:numPr>
@@ -15568,6 +15571,7 @@
     <w:next w:val="BodyText"/>
     <w:qFormat/>
     <w:pPr>
+      <w:spacing w:before="0"/>
       <w:keepNext/>
       <w:keepLines/>
     </w:pPr>
@@ -15582,6 +15586,7 @@
     <w:next w:val="BodyText"/>
     <w:qFormat/>
     <w:pPr>
+      <w:spacing w:before="0"/>
       <w:keepNext/>
       <w:keepLines/>
     </w:pPr>
@@ -15598,7 +15603,7 @@
     <w:pPr>
       <w:keepNext/>
       <w:keepLines/>
-      <w:spacing w:after="0" w:before="300"/>
+      <w:spacing w:after="0" w:before="0"/>
       <w:jc w:val="center"/>
     </w:pPr>
     <w:rPr>
@@ -15615,7 +15620,7 @@
     <w:pPr>
       <w:keepNext/>
       <w:keepLines/>
-      <w:spacing w:after="300" w:before="100"/>
+      <w:spacing w:after="300" w:before="0"/>
     </w:pPr>
     <w:rPr>
       <w:sz w:val="20"/>
@@ -15641,7 +15646,7 @@
     <w:pPr>
       <w:keepNext/>
       <w:keepLines/>
-      <w:spacing w:after="60" w:before="200"/>
+      <w:spacing w:after="60" w:before="120"/>
       <w:outlineLvl w:val="0"/>
     </w:pPr>
     <w:rPr>
@@ -15664,7 +15669,7 @@
     <w:pPr>
       <w:keepNext/>
       <w:keepLines/>
-      <w:spacing w:after="50" w:before="140"/>
+      <w:spacing w:after="50" w:before="100"/>
       <w:outlineLvl w:val="1"/>
     </w:pPr>
     <w:rPr>
@@ -15687,7 +15692,7 @@
     <w:pPr>
       <w:keepNext/>
       <w:keepLines/>
-      <w:spacing w:after="40" w:before="120"/>
+      <w:spacing w:after="40" w:before="80"/>
       <w:outlineLvl w:val="2"/>
     </w:pPr>
     <w:rPr>
@@ -15733,7 +15738,7 @@
     <w:pPr>
       <w:keepNext/>
       <w:keepLines/>
-      <w:spacing w:after="40" w:before="80"/>
+      <w:spacing w:after="40" w:before="60"/>
       <w:outlineLvl w:val="4"/>
     </w:pPr>
     <w:rPr>
@@ -15754,7 +15759,7 @@
     <w:pPr>
       <w:keepNext/>
       <w:keepLines/>
-      <w:spacing w:after="0" w:before="40"/>
+      <w:spacing w:after="0" w:before="60"/>
       <w:outlineLvl w:val="5"/>
     </w:pPr>
     <w:rPr>
@@ -15777,7 +15782,7 @@
     <w:pPr>
       <w:keepNext/>
       <w:keepLines/>
-      <w:spacing w:after="0" w:before="40"/>
+      <w:spacing w:after="0" w:before="60"/>
       <w:outlineLvl w:val="6"/>
     </w:pPr>
     <w:rPr>
@@ -15798,7 +15803,7 @@
     <w:pPr>
       <w:keepNext/>
       <w:keepLines/>
-      <w:spacing w:after="0"/>
+      <w:spacing w:after="0" w:before="60"/>
       <w:outlineLvl w:val="7"/>
     </w:pPr>
     <w:rPr>
@@ -15821,7 +15826,7 @@
     <w:pPr>
       <w:keepNext/>
       <w:keepLines/>
-      <w:spacing w:after="0"/>
+      <w:spacing w:after="0" w:before="60"/>
       <w:outlineLvl w:val="8"/>
     </w:pPr>
     <w:rPr>
@@ -15956,7 +15961,7 @@
     <w:unhideWhenUsed/>
     <w:qFormat/>
     <w:pPr>
-      <w:spacing w:after="50" w:before="50"/>
+      <w:spacing w:after="50" w:before="0"/>
       <w:ind w:firstLine="0" w:left="480" w:right="480"/>
     </w:pPr>
   </w:style>
@@ -15976,7 +15981,7 @@
     <w:unhideWhenUsed/>
     <w:qFormat/>
     <w:pPr>
-      <w:spacing w:after="100" w:before="100"/>
+      <w:spacing w:after="100" w:before="0"/>
       <w:ind w:firstLine="0" w:left="480" w:right="480"/>
     </w:pPr>
   </w:style>
@@ -16023,7 +16028,7 @@
     <w:pPr>
       <w:keepNext/>
       <w:keepLines/>
-      <w:spacing w:after="0"/>
+      <w:spacing w:after="0" w:before="0"/>
     </w:pPr>
     <w:rPr>
       <w:b/>
@@ -16048,6 +16053,7 @@
     <w:name w:val="Table Caption"/>
     <w:basedOn w:val="Caption"/>
     <w:pPr>
+      <w:spacing w:before="0"/>
       <w:keepNext/>
     </w:pPr>
   </w:style>
@@ -16063,6 +16069,7 @@
     <w:name w:val="Captioned Figure"/>
     <w:basedOn w:val="Figure"/>
     <w:pPr>
+      <w:spacing w:before="0"/>
       <w:keepNext/>
     </w:pPr>
   </w:style>
@@ -16105,7 +16112,7 @@
     <w:unhideWhenUsed/>
     <w:qFormat/>
     <w:pPr>
-      <w:spacing w:before="240" w:line="259" w:lineRule="auto"/>
+      <w:spacing w:before="0" w:line="259" w:lineRule="auto"/>
       <w:outlineLvl w:val="9"/>
     </w:pPr>
     <w:rPr>
